--- a/TripVista - Presentation Guide.docx
+++ b/TripVista - Presentation Guide.docx
@@ -189,7 +189,7 @@
         <w:spacing w:after="120"/>
       </w:pPr>
       <w:r>
-        <w:t xml:space="preserve">The project is built with HTML5, CSS3 and JavaScript only. There are no frameworks, no libraries, no backend and no database, and it needs no image files.</w:t>
+        <w:t xml:space="preserve">The project is built with HTML5, CSS3 and JavaScript only. There are no frameworks, no libraries, no backend and no database, and it needs no image files — every icon is an inline SVG.</w:t>
       </w:r>
     </w:p>
     <w:p>
@@ -306,10 +306,30 @@
           <w:b/>
           <w:bCs/>
         </w:rPr>
-        <w:t xml:space="preserve">Google Fonts (Inter and Playfair Display)</w:t>
-      </w:r>
-      <w:r>
-        <w:t xml:space="preserve"> — the typefaces used for body text and headings.</w:t>
+        <w:t xml:space="preserve">Google Fonts (Inter)</w:t>
+      </w:r>
+      <w:r>
+        <w:t xml:space="preserve"> — the typeface used across the interface.</w:t>
+      </w:r>
+    </w:p>
+    <w:p>
+      <w:pPr>
+        <w:pStyle w:val="ListParagraph"/>
+        <w:numPr>
+          <w:ilvl w:val="0"/>
+          <w:numId w:val="2"/>
+        </w:numPr>
+        <w:spacing w:after="80"/>
+      </w:pPr>
+      <w:r>
+        <w:rPr>
+          <w:b/>
+          <w:bCs/>
+        </w:rPr>
+        <w:t xml:space="preserve">Inline SVG icon sprite</w:t>
+      </w:r>
+      <w:r>
+        <w:t xml:space="preserve"> — about 45 line icons defined once in js/icons.js and reused everywhere with a small helper, instead of emoji or an external icon library.</w:t>
       </w:r>
     </w:p>
     <w:p>
@@ -335,7 +355,7 @@
         <w:spacing w:after="120"/>
       </w:pPr>
       <w:r>
-        <w:t xml:space="preserve">This page introduces TripVista and inspires visitors. It contains a responsive navigation bar with a hamburger menu on phones, a hero section with headline numbers, six featured destination cards, a “How it works” section with four steps, a destination gallery, a features section and a call-to-action banner. Clicking any card or gallery tile opens a detail dialog with the description, best season, top activities and estimated daily costs. “Add to trip” sends the user to the planner with that destination already selected.</w:t>
+        <w:t xml:space="preserve">This page introduces TripVista and inspires visitors. It contains a responsive navigation bar with a hamburger menu on phones, a hero section with headline numbers, eight featured destination cards, a “How it works” section with four steps, a destination gallery, a features section and a call-to-action banner. Clicking any card or gallery tile opens a detail dialog with the description, best season, top activities and estimated daily costs. “Add to trip” sends the user to the planner with that destination already selected.</w:t>
       </w:r>
     </w:p>
     <w:p>
@@ -600,7 +620,7 @@
         <w:spacing w:after="120"/>
       </w:pPr>
       <w:r>
-        <w:t xml:space="preserve">The gallery tiles use colour gradients and large emoji instead of photographs, so the site loads instantly and works offline. Selecting a tile opens a native dialog element, which handles keyboard focus and the Escape key automatically. Sections fade in as they scroll into view, and cards lift when hovered.</w:t>
+        <w:t xml:space="preserve">The gallery tiles use colour gradients with large line icons instead of photographs, so the site loads instantly and works offline. Selecting a tile opens a native dialog element, which handles keyboard focus and the Escape key automatically. Sections fade in as they scroll into view, and cards lift when hovered.</w:t>
       </w:r>
     </w:p>
     <w:p>
@@ -711,6 +731,26 @@
           <w:b/>
           <w:bCs/>
         </w:rPr>
+        <w:t xml:space="preserve">js/icons.js</w:t>
+      </w:r>
+      <w:r>
+        <w:t xml:space="preserve"> — the SVG icon set and the helper that inserts icons into pages.</w:t>
+      </w:r>
+    </w:p>
+    <w:p>
+      <w:pPr>
+        <w:pStyle w:val="ListParagraph"/>
+        <w:numPr>
+          <w:ilvl w:val="0"/>
+          <w:numId w:val="2"/>
+        </w:numPr>
+        <w:spacing w:after="80"/>
+      </w:pPr>
+      <w:r>
+        <w:rPr>
+          <w:b/>
+          <w:bCs/>
+        </w:rPr>
         <w:t xml:space="preserve">js/data.js</w:t>
       </w:r>
       <w:r>
@@ -811,47 +851,47 @@
         <w:t xml:space="preserve">Teal and sunset palette</w:t>
       </w:r>
       <w:r>
-        <w:t xml:space="preserve"> — teal and blue suggest sea and sky, while orange and pink accents on calls to action add warmth and energy, giving a travel feel.</w:t>
-      </w:r>
-    </w:p>
-    <w:p>
-      <w:pPr>
-        <w:pStyle w:val="ListParagraph"/>
-        <w:numPr>
-          <w:ilvl w:val="0"/>
-          <w:numId w:val="2"/>
-        </w:numPr>
-        <w:spacing w:after="80"/>
-      </w:pPr>
-      <w:r>
-        <w:rPr>
-          <w:b/>
-          <w:bCs/>
-        </w:rPr>
-        <w:t xml:space="preserve">Serif headings with a clean sans-serif body</w:t>
-      </w:r>
-      <w:r>
-        <w:t xml:space="preserve"> — Playfair Display gives an editorial, magazine-like look, and Inter keeps forms and numbers easy to read.</w:t>
-      </w:r>
-    </w:p>
-    <w:p>
-      <w:pPr>
-        <w:pStyle w:val="ListParagraph"/>
-        <w:numPr>
-          <w:ilvl w:val="0"/>
-          <w:numId w:val="2"/>
-        </w:numPr>
-        <w:spacing w:after="80"/>
-      </w:pPr>
-      <w:r>
-        <w:rPr>
-          <w:b/>
-          <w:bCs/>
-        </w:rPr>
-        <w:t xml:space="preserve">Gradient and emoji visuals instead of photos</w:t>
-      </w:r>
-      <w:r>
-        <w:t xml:space="preserve"> — no image files to load or license, the site works offline, and every destination still has its own distinct look.</w:t>
+        <w:t xml:space="preserve"> — teal and blue suggest sea and sky, while orange accents on key actions add warmth and energy, giving a travel feel.</w:t>
+      </w:r>
+    </w:p>
+    <w:p>
+      <w:pPr>
+        <w:pStyle w:val="ListParagraph"/>
+        <w:numPr>
+          <w:ilvl w:val="0"/>
+          <w:numId w:val="2"/>
+        </w:numPr>
+        <w:spacing w:after="80"/>
+      </w:pPr>
+      <w:r>
+        <w:rPr>
+          <w:b/>
+          <w:bCs/>
+        </w:rPr>
+        <w:t xml:space="preserve">One modern typeface</w:t>
+      </w:r>
+      <w:r>
+        <w:t xml:space="preserve"> — Inter, with tight heading spacing and small uppercase labels, gives a clean, professional look and keeps forms and numbers easy to read.</w:t>
+      </w:r>
+    </w:p>
+    <w:p>
+      <w:pPr>
+        <w:pStyle w:val="ListParagraph"/>
+        <w:numPr>
+          <w:ilvl w:val="0"/>
+          <w:numId w:val="2"/>
+        </w:numPr>
+        <w:spacing w:after="80"/>
+      </w:pPr>
+      <w:r>
+        <w:rPr>
+          <w:b/>
+          <w:bCs/>
+        </w:rPr>
+        <w:t xml:space="preserve">SVG icons and gradients instead of photos or emoji</w:t>
+      </w:r>
+      <w:r>
+        <w:t xml:space="preserve"> — icons are crisp at any size, follow the theme colours, look the same on every device, and need no image files. Each destination still gets its own gradient and icon.</w:t>
       </w:r>
     </w:p>
     <w:p>
